--- a/05-content/articles/nalog-na-pribyl/statya-5-nalog-na-pribyl.docx
+++ b/05-content/articles/nalog-na-pribyl/statya-5-nalog-na-pribyl.docx
@@ -128,7 +128,7 @@
         </w:rPr>
         <w:t xml:space="preserve">Дорабатываем статью: </w:t>
       </w:r>
-      <w:hyperlink w:history="1" r:id="rIdanrrwbprpb2e4fhv9idzr">
+      <w:hyperlink w:history="1" r:id="rIdonjbti7vpeu0mezd1fhxq">
         <w:r>
           <w:rPr>
             <w:rFonts w:ascii="Arial" w:cs="Arial" w:eastAsia="Arial" w:hAnsi="Arial"/>
@@ -413,7 +413,7 @@
         </w:rPr>
         <w:t xml:space="preserve">Источник: </w:t>
       </w:r>
-      <w:hyperlink w:history="1" r:id="rId5sctp2jyo9grtvkg4hag4">
+      <w:hyperlink w:history="1" r:id="rIdqsnxphyy_x9dpgdcbt7lf">
         <w:r>
           <w:rPr>
             <w:rFonts w:ascii="Arial" w:cs="Arial" w:eastAsia="Arial" w:hAnsi="Arial"/>
@@ -438,7 +438,7 @@
         </w:rPr>
         <w:t xml:space="preserve">; </w:t>
       </w:r>
-      <w:hyperlink w:history="1" r:id="rIdelslqzmd_foy9swwcwgba">
+      <w:hyperlink w:history="1" r:id="rIdnyzfh_mx2wzcawx9nczgm">
         <w:r>
           <w:rPr>
             <w:rFonts w:ascii="Arial" w:cs="Arial" w:eastAsia="Arial" w:hAnsi="Arial"/>
@@ -463,7 +463,7 @@
         </w:rPr>
         <w:t xml:space="preserve">; </w:t>
       </w:r>
-      <w:hyperlink w:history="1" r:id="rIdo4uv6zfmsqepnheicwl5v">
+      <w:hyperlink w:history="1" r:id="rId8ccxck_qoqpk1n2g4x7ji">
         <w:r>
           <w:rPr>
             <w:rFonts w:ascii="Arial" w:cs="Arial" w:eastAsia="Arial" w:hAnsi="Arial"/>
@@ -1835,7 +1835,7 @@
         </w:rPr>
         <w:t xml:space="preserve">Источник: </w:t>
       </w:r>
-      <w:hyperlink w:history="1" r:id="rIdndjwz3htri-7u2lsldiyl">
+      <w:hyperlink w:history="1" r:id="rIdlg6gtlxig-o9ikk1h_q_z">
         <w:r>
           <w:rPr>
             <w:rFonts w:ascii="Arial" w:cs="Arial" w:eastAsia="Arial" w:hAnsi="Arial"/>
@@ -1860,7 +1860,7 @@
         </w:rPr>
         <w:t xml:space="preserve"> (ставка НДС 22% с 01.01.2026); </w:t>
       </w:r>
-      <w:hyperlink w:history="1" r:id="rId3dg_dwo2lo9fbgvh-pvyu">
+      <w:hyperlink w:history="1" r:id="rIdxa3hkorkixpmq8j4bz1wq">
         <w:r>
           <w:rPr>
             <w:rFonts w:ascii="Arial" w:cs="Arial" w:eastAsia="Arial" w:hAnsi="Arial"/>
@@ -2044,19 +2044,19 @@
           <w:sz w:val="22"/>
           <w:szCs w:val="22"/>
         </w:rPr>
-        <w:t xml:space="preserve">Момент признания важнее момента оплаты.</w:t>
-      </w:r>
-      <w:r>
-        <w:rPr>
-          <w:rFonts w:ascii="Times New Roman" w:cs="Times New Roman" w:eastAsia="Times New Roman" w:hAnsi="Times New Roman"/>
-          <w:b w:val="false"/>
-          <w:bCs w:val="false"/>
-          <w:i w:val="false"/>
-          <w:iCs w:val="false"/>
-          <w:sz w:val="22"/>
-          <w:szCs w:val="22"/>
-        </w:rPr>
-        <w:t xml:space="preserve"> База возникает по отгрузке, а не по деньгам (об этом ниже).</w:t>
+        <w:t xml:space="preserve">Налоговая база возникает по отгрузке, а не по оплате.</w:t>
+      </w:r>
+      <w:r>
+        <w:rPr>
+          <w:rFonts w:ascii="Times New Roman" w:cs="Times New Roman" w:eastAsia="Times New Roman" w:hAnsi="Times New Roman"/>
+          <w:b w:val="false"/>
+          <w:bCs w:val="false"/>
+          <w:i w:val="false"/>
+          <w:iCs w:val="false"/>
+          <w:sz w:val="22"/>
+          <w:szCs w:val="22"/>
+        </w:rPr>
+        <w:t xml:space="preserve"> Подробнее об этом ниже.</w:t>
       </w:r>
     </w:p>
     <w:p>
@@ -2079,7 +2079,7 @@
           <w:sz w:val="22"/>
           <w:szCs w:val="22"/>
         </w:rPr>
-        <w:t xml:space="preserve">Расход без документа не существует.</w:t>
+        <w:t xml:space="preserve">Расход без документа в расчёт не берётся.</w:t>
       </w:r>
       <w:r>
         <w:rPr>
@@ -2420,7 +2420,7 @@
           <w:sz w:val="22"/>
           <w:szCs w:val="22"/>
         </w:rPr>
-        <w:t xml:space="preserve">. Деньги уже потрачены, товар лежит на складе — а в расходы он попадёт только после продажи. Поэтому компания может видеть прибыль в налоговом учёте при том, что денег на счёте нет: они в запасах.</w:t>
+        <w:t xml:space="preserve">. Деньги уже потрачены, товар лежит на складе — а в расходы он попадёт только после продажи. Поэтому в налоговом учёте компания может видеть прибыль при том, что денег на счёте нет: они вложены в запасы.</w:t>
       </w:r>
     </w:p>
     <w:p>
@@ -2438,7 +2438,7 @@
           <w:sz w:val="22"/>
           <w:szCs w:val="22"/>
         </w:rPr>
-        <w:t xml:space="preserve">Перечень прямых расходов организация определяет сама в учётной политике. Это одно из немногих мест, где у бизнеса есть законная свобода действий, и ею стоит пользоваться осознанно.</w:t>
+        <w:t xml:space="preserve">Перечень прямых расходов организация определяет сама в учётной политике. Закон оставляет здесь выбор за компанией, и этот выбор стоит сделать осознанно: от него зависит, когда расходы уменьшат налог.</w:t>
       </w:r>
     </w:p>
     <w:p>
@@ -2695,7 +2695,7 @@
         </w:rPr>
         <w:t xml:space="preserve">Источник: </w:t>
       </w:r>
-      <w:hyperlink w:history="1" r:id="rIdmdgbv_qf2oansunlyr3hv">
+      <w:hyperlink w:history="1" r:id="rIdpgk3sz8p0_hd3ebxcxvn7">
         <w:r>
           <w:rPr>
             <w:rFonts w:ascii="Arial" w:cs="Arial" w:eastAsia="Arial" w:hAnsi="Arial"/>
@@ -2720,7 +2720,7 @@
         </w:rPr>
         <w:t xml:space="preserve">; </w:t>
       </w:r>
-      <w:hyperlink w:history="1" r:id="rIdmltr_f2pwrqzfzv9-akyp">
+      <w:hyperlink w:history="1" r:id="rIdplvfkegh0jrdfprghhpgo">
         <w:r>
           <w:rPr>
             <w:rFonts w:ascii="Arial" w:cs="Arial" w:eastAsia="Arial" w:hAnsi="Arial"/>
@@ -3008,7 +3008,7 @@
         </w:rPr>
         <w:t xml:space="preserve">Источник: ст. 286 НК РФ (порядок исчисления авансовых платежей); </w:t>
       </w:r>
-      <w:hyperlink w:history="1" r:id="rIdgfork725h-8ghc339wvo7">
+      <w:hyperlink w:history="1" r:id="rIdcsr639bvcm_voksgodfmn">
         <w:r>
           <w:rPr>
             <w:rFonts w:ascii="Arial" w:cs="Arial" w:eastAsia="Arial" w:hAnsi="Arial"/>
@@ -3322,7 +3322,7 @@
         </w:rPr>
         <w:t xml:space="preserve">Источник: </w:t>
       </w:r>
-      <w:hyperlink w:history="1" r:id="rIdhnabowcpyla_ezsulzrv2">
+      <w:hyperlink w:history="1" r:id="rIdi_caudi9mjprferayxdzf">
         <w:r>
           <w:rPr>
             <w:rFonts w:ascii="Arial" w:cs="Arial" w:eastAsia="Arial" w:hAnsi="Arial"/>
@@ -3993,7 +3993,7 @@
         <w:shd w:fill="D9EAD3" w:color="auto" w:val="clear"/>
         <w:spacing w:after="80" w:line="300"/>
       </w:pPr>
-      <w:hyperlink w:history="1" r:id="rIdlh5mbzj0pmflmw6an593h">
+      <w:hyperlink w:history="1" r:id="rIddhdt7imbw1ri1cbkdyy9y">
         <w:r>
           <w:rPr>
             <w:rFonts w:ascii="Times New Roman" w:cs="Times New Roman" w:eastAsia="Times New Roman" w:hAnsi="Times New Roman"/>
@@ -4028,7 +4028,7 @@
         <w:shd w:fill="D9EAD3" w:color="auto" w:val="clear"/>
         <w:spacing w:after="80" w:line="300"/>
       </w:pPr>
-      <w:hyperlink w:history="1" r:id="rId5wnzzuvts303xmpgrkgvc">
+      <w:hyperlink w:history="1" r:id="rIducfhrdc8arqt1-rw2sgoa">
         <w:r>
           <w:rPr>
             <w:rFonts w:ascii="Times New Roman" w:cs="Times New Roman" w:eastAsia="Times New Roman" w:hAnsi="Times New Roman"/>
@@ -4063,7 +4063,7 @@
         <w:shd w:fill="D9EAD3" w:color="auto" w:val="clear"/>
         <w:spacing w:after="80" w:line="300"/>
       </w:pPr>
-      <w:hyperlink w:history="1" r:id="rIdd7gb9wkbfiosylmyspnpv">
+      <w:hyperlink w:history="1" r:id="rIdddjgnbdfom4wgpnwpwmto">
         <w:r>
           <w:rPr>
             <w:rFonts w:ascii="Times New Roman" w:cs="Times New Roman" w:eastAsia="Times New Roman" w:hAnsi="Times New Roman"/>
@@ -4544,7 +4544,7 @@
             <w:pPr>
               <w:spacing w:after="40"/>
             </w:pPr>
-            <w:hyperlink w:history="1" r:id="rIdhlrord83s7axqatgxmued">
+            <w:hyperlink w:history="1" r:id="rIddaembm02sbbgbyxfwldim">
               <w:r>
                 <w:rPr>
                   <w:rFonts w:ascii="Times New Roman" w:cs="Times New Roman" w:eastAsia="Times New Roman" w:hAnsi="Times New Roman"/>
@@ -4595,7 +4595,7 @@
             <w:pPr>
               <w:spacing w:after="40"/>
             </w:pPr>
-            <w:hyperlink w:history="1" r:id="rId3yuuyubewpfcpijeuct7r">
+            <w:hyperlink w:history="1" r:id="rIdcvdbbxohxmcbxrowilsm9">
               <w:r>
                 <w:rPr>
                   <w:rFonts w:ascii="Times New Roman" w:cs="Times New Roman" w:eastAsia="Times New Roman" w:hAnsi="Times New Roman"/>
@@ -4799,7 +4799,7 @@
             <w:pPr>
               <w:spacing w:after="40"/>
             </w:pPr>
-            <w:hyperlink w:history="1" r:id="rIdu8f8wueaxh-3p3anup9o-">
+            <w:hyperlink w:history="1" r:id="rIdozio6pgiarlmt1sc4okxo">
               <w:r>
                 <w:rPr>
                   <w:rFonts w:ascii="Times New Roman" w:cs="Times New Roman" w:eastAsia="Times New Roman" w:hAnsi="Times New Roman"/>
@@ -4850,7 +4850,7 @@
             <w:pPr>
               <w:spacing w:after="40"/>
             </w:pPr>
-            <w:hyperlink w:history="1" r:id="rIdevk4me97p6qpaqxldo_qc">
+            <w:hyperlink w:history="1" r:id="rIdbzqkcajzxdxbtirlegljp">
               <w:r>
                 <w:rPr>
                   <w:rFonts w:ascii="Times New Roman" w:cs="Times New Roman" w:eastAsia="Times New Roman" w:hAnsi="Times New Roman"/>
@@ -4901,7 +4901,7 @@
             <w:pPr>
               <w:spacing w:after="40"/>
             </w:pPr>
-            <w:hyperlink w:history="1" r:id="rIdmc5imlkirpp18kepxfotz">
+            <w:hyperlink w:history="1" r:id="rIdk4htsqhnz0yenblhkenwp">
               <w:r>
                 <w:rPr>
                   <w:rFonts w:ascii="Times New Roman" w:cs="Times New Roman" w:eastAsia="Times New Roman" w:hAnsi="Times New Roman"/>
